--- a/output/docx/en/BUFRCREX_TableB_en_13.docx
+++ b/output/docx/en/BUFRCREX_TableB_en_13.docx
@@ -1993,7 +1993,7 @@
                 <w:b w:val="0"/>
                 <w:sz w:val="16"/>
               </w:rPr>
-              <w:t>Note 39: Non-directional spectra (Ib = 0 in WAVEOB) or partial directional spectra (Ib = 1 in WAVEOB with one direction per wave number). Count = 0 (full directional spectra) or 1 (non-directional spectra or partial directional spectra). Partial directional spectra have only one direction per wave number band.</w:t>
+              <w:t>Note B39: Concerning descriptor 0 13 009, the originators of these data want to be able to retain the raw (i.e. unprocessed) relative humidity value reported by the sensor in order to be able to track, among other things, when a sensor begins to malfunction. The latter case is when a negative value might occur. For worldwide exchange with other countries, it is possible that only the processed data would ever be sent.</w:t>
             </w:r>
           </w:p>
         </w:tc>
@@ -2394,7 +2394,7 @@
                 <w:b w:val="0"/>
                 <w:sz w:val="16"/>
               </w:rPr>
-              <w:t>Note 26: If the radiosonde is equipped with a relative humidity sensor, 0 13 009 in the sequence shall be reported as mandatory and dewpoint temperature may be included as a derived value. If the radiosonde is equipped with a dewpoint temperature sensor, 0 12 103 in the sequence shall be reported and 0 13 009 shall be set to a missing value.</w:t>
+              <w:t>Note B26: A snow depth value of -0.01 m before scaling (-1 after scaling or in CREX) shall indicate a little (less than 0.005 m) snow. A value of -0.02 m (-2 after scaling or inCREX) shall indicate "snow cover not continuous".</w:t>
             </w:r>
           </w:p>
         </w:tc>
@@ -2587,7 +2587,7 @@
                 <w:b w:val="0"/>
                 <w:sz w:val="16"/>
               </w:rPr>
-              <w:t>Note 26: If the radiosonde is equipped with a relative humidity sensor, 0 13 009 in the sequence shall be reported as mandatory and dewpoint temperature may be included as a derived value. If the radiosonde is equipped with a dewpoint temperature sensor, 0 12 103 in the sequence shall be reported and 0 13 009 shall be set to a missing value.</w:t>
+              <w:t>Note B26: A snow depth value of -0.01 m before scaling (-1 after scaling or in CREX) shall indicate a little (less than 0.005 m) snow. A value of -0.02 m (-2 after scaling or inCREX) shall indicate "snow cover not continuous".</w:t>
             </w:r>
           </w:p>
         </w:tc>
@@ -4682,7 +4682,7 @@
                 <w:b w:val="0"/>
                 <w:sz w:val="16"/>
               </w:rPr>
-              <w:t>Note 53: The Quality information descriptor 0 33 002 at this point relates to the w-component 0 11 006. It is given for each respective gate of the profile measurement.</w:t>
+              <w:t>Note B53: Descriptor 0 13 033 should be used instead of descriptor 0 13 032 to encode evaporation/evapotranspiration.</w:t>
             </w:r>
           </w:p>
         </w:tc>
@@ -5851,7 +5851,7 @@
                 <w:b w:val="0"/>
                 <w:sz w:val="16"/>
               </w:rPr>
-              <w:t>Note 119: Since the two lifted indices (0 13 042 and 0 13 043) are defined as temperature differences, they may take on negative values, even though the units are kelvin; hence the non-zero reference value. | Note 130: The "parcel lifted index" (as defined in the International Meteorological Vocabulary (WMO-No. 182) under the listing "lifted index") is defined as the temperature difference between the ambient 500-hPa temperature (T500) and that of a parcel of air lifted from the surface (Tparcel) following the dry and moist adiabatic process.Negative values of (T500 - Tparcel) suggest instability. The "best lifted index" is defined as the most unstable of a collection of parcel lifted indices, with parcel initial conditions defined for a collection of 30-hPa thick layers stacked one upon the other with the lowest resting on the ground. Commonly four to six such layers are used in the calculation.</w:t>
+              <w:t>Note B119: Since the two lifted indices (0 13 042 and 0 13 043) are defined as temperature differences, they may take on negative values, even though the units are kelvin; hence the non-zero reference value. | Note B130: The "parcel lifted index" (as defined in the International Meteorological Vocabulary (WMO-No. 182) under the listing "lifted index") is defined as the temperature difference between the ambient 500-hPa temperature (T500) and that of a parcel of air lifted from the surface (Tparcel) following the dry and moist adiabatic process.Negative values of (T500 - Tparcel) suggest instability. The "best lifted index" is defined as the most unstable of a collection of parcel lifted indices, with parcel initial conditions defined for a collection of 30-hPa thick layers stacked one upon the other with the lowest resting on the ground. Commonly four to six such layers are used in the calculation.</w:t>
             </w:r>
           </w:p>
         </w:tc>
@@ -6044,7 +6044,7 @@
                 <w:b w:val="0"/>
                 <w:sz w:val="16"/>
               </w:rPr>
-              <w:t>Note 119: Since the two lifted indices (0 13 042 and 0 13 043) are defined as temperature differences, they may take on negative values, even though the units are kelvin; hence the non-zero reference value. | Note 130: The "parcel lifted index" (as defined in the International Meteorological Vocabulary (WMO-No. 182) under the listing "lifted index") is defined as the temperature difference between the ambient 500-hPa temperature (T500) and that of a parcel of air lifted from the surface (Tparcel) following the dry and moist adiabatic process.Negative values of (T500 - Tparcel) suggest instability. The "best lifted index" is defined as the most unstable of a collection of parcel lifted indices, with parcel initial conditions defined for a collection of 30-hPa thick layers stacked one upon the other with the lowest resting on the ground. Commonly four to six such layers are used in the calculation.</w:t>
+              <w:t>Note B119: Since the two lifted indices (0 13 042 and 0 13 043) are defined as temperature differences, they may take on negative values, even though the units are kelvin; hence the non-zero reference value. | Note B130: The "parcel lifted index" (as defined in the International Meteorological Vocabulary (WMO-No. 182) under the listing "lifted index") is defined as the temperature difference between the ambient 500-hPa temperature (T500) and that of a parcel of air lifted from the surface (Tparcel) following the dry and moist adiabatic process.Negative values of (T500 - Tparcel) suggest instability. The "best lifted index" is defined as the most unstable of a collection of parcel lifted indices, with parcel initial conditions defined for a collection of 30-hPa thick layers stacked one upon the other with the lowest resting on the ground. Commonly four to six such layers are used in the calculation.</w:t>
             </w:r>
           </w:p>
         </w:tc>
@@ -6813,7 +6813,7 @@
                 <w:b w:val="0"/>
                 <w:sz w:val="16"/>
               </w:rPr>
-              <w:t>Note 129: The "Modified Showalter stability index" is defined as the temperature difference between the ambient 500-hPa temperature and the temperature a parcel of air,initially at a selected base level, would have if brought from its condensation level to the 500-hPa surface by a moist adiabatic process. Positive values denote stable conditions, while negative values denote unstable conditions. The base level is 850 hPa, 800 hPa or 750 hPa if the station elevation is less than 1000, 1000 to 1400 or 1401 to 2000 gpm above mean sea level, respectively.</w:t>
+              <w:t>Note B129: The "Modified Showalter stability index" is defined as the temperature difference between the ambient 500-hPa temperature and the temperature a parcel of air,initially at a selected base level, would have if brought from its condensation level to the 500-hPa surface by a moist adiabatic process. Positive values denote stable conditions, while negative values denote unstable conditions. The base level is 850 hPa, 800 hPa or 750 hPa if the station elevation is less than 1000, 1000 to 1400 or 1401 to 2000 gpm above mean sea level, respectively.</w:t>
             </w:r>
           </w:p>
         </w:tc>
@@ -14105,7 +14105,7 @@
                 <w:b w:val="0"/>
                 <w:sz w:val="16"/>
               </w:rPr>
-              <w:t>Note 88: Ice thickness (0 13 115) shall be preceded by Surface type (0 08 029) set to 11, 12, 13 or 14 to specify river, lake, sea or glacier, respectively.</w:t>
+              <w:t>Note B88: Ice thickness (0 13 115) shall be preceded by Surface type (0 08 029) set to 11, 12, 13 or 14 to specify river, lake, sea or glacier, respectively.</w:t>
             </w:r>
           </w:p>
         </w:tc>
@@ -14698,7 +14698,7 @@
                 <w:b w:val="0"/>
                 <w:sz w:val="16"/>
               </w:rPr>
-              <w:t>Note 41: Normally 1, may be 2 if both heave and slope sensors are in use, or 0 if no spectral data.</w:t>
+              <w:t>Note B41: Depth of fresh snow (0 13 118) set to -0.001 before scaling (-1 after scaling or in CREX) shall indicate a little snow (less than 0.0005 m). Depth of fresh snow(0 13 118) set to -0.002 before scaling (-2 after scaling or in CREX) shall indicate "snow cover not continuous".</w:t>
             </w:r>
           </w:p>
         </w:tc>
@@ -14888,7 +14888,7 @@
                 <w:b w:val="0"/>
                 <w:sz w:val="16"/>
               </w:rPr>
-              <w:t>Note 194: In particular on ice sheets and glaciers, snow depth can become negative due to erosion and/or ablation.</w:t>
+              <w:t>Note B194: In particular on ice sheets and glaciers, snow depth can become negative due to erosion and/or ablation.</w:t>
             </w:r>
           </w:p>
         </w:tc>
@@ -15104,7 +15104,7 @@
                 <w:b w:val="0"/>
                 <w:sz w:val="16"/>
               </w:rPr>
-              <w:t>Note 28: In the context of 3 10 067, pressure values which immediately follow occurrences of wind components should be understood to pertain to those components.</w:t>
+              <w:t>Note B28: An intensity of precipitation value of -0.00001 kg m-2 s-1 before scaling (-1 after scaling) and of -0.01 mm h-1 before scaling (-1 after scaling) shall indicate a "trace"in BUFR and in CREX, respectively.</w:t>
             </w:r>
           </w:p>
         </w:tc>
@@ -16302,7 +16302,7 @@
                 <w:b w:val="0"/>
                 <w:sz w:val="16"/>
               </w:rPr>
-              <w:t>Note 186: The convective available potential energy (CAPE) defines the maximum energy available to an ascending air parcel. CAPE is also referred to as positive buoyancy.</w:t>
+              <w:t>Note B186: The convective available potential energy (CAPE) defines the maximum energy available to an ascending air parcel. CAPE is also referred to as positive buoyancy.</w:t>
             </w:r>
           </w:p>
         </w:tc>
@@ -16495,7 +16495,7 @@
                 <w:b w:val="0"/>
                 <w:sz w:val="16"/>
               </w:rPr>
-              <w:t>Note 187: The total totals (TT) index is defined by the combination of the vertical totals (VT = T_850 * T_500) and the cross totals (CT = Td_850 - T_500), resulting in TT = T_850 + Td_850 - 2 * T_500.</w:t>
+              <w:t>Note B187: The total totals (TT) index is defined by the combination of the vertical totals (VT = T_850 * T_500) and the cross totals (CT = Td_850 - T_500), resulting in TT = T_850 + Td_850 - 2 * T_500.</w:t>
             </w:r>
           </w:p>
         </w:tc>
@@ -16688,7 +16688,7 @@
                 <w:b w:val="0"/>
                 <w:sz w:val="16"/>
               </w:rPr>
-              <w:t>Note 188: The S index (STT) is defined as STT = TT - (T_700 + Td_700) - A, where TT indicates total totals index and A depends on the vertical totals (VT = T_850 * T_500) such that it penalizes cases with low values of VT (that is, low vertical temperature gradients):  A = 0 (if VT &gt; 25); 2 (if 22 &lt;= VT &lt;= 25); 6 (if VT &lt; 22).</w:t>
+              <w:t>Note B188: The S index (STT) is defined as STT = TT - (T_700 + Td_700) - A, where TT indicates total totals index and A depends on the vertical totals (VT = T_850 * T_500) such that it penalizes cases with low values of VT (that is, low vertical temperature gradients):  A = 0 (if VT &gt; 25); 2 (if 22 &lt;= VT &lt;= 25); 6 (if VT &lt; 22).</w:t>
             </w:r>
           </w:p>
         </w:tc>
@@ -16881,7 +16881,7 @@
                 <w:b w:val="0"/>
                 <w:sz w:val="16"/>
               </w:rPr>
-              <w:t>Note 190: The microburst day potential index (MDPI) is based on the vertical profiles of equivalent potential temperature and is defined follows: MDPI  = (Max thetae - Min thetae_aloft) / CT where Max thetae = Maximum  thetae in the lowest 150 hPa, Minthetae_aloft = Minimum thetae between 650 and 500 hPa, and CT = critical threshold (or normalization factor), currently defined as 30 K. MDPI was designed to determine likely and unlikely environments for downbursts. For MDPI values greater than or equal to 1, microbursts are likely.</w:t>
+              <w:t>Note B190: The microburst day potential index (MDPI) is based on the vertical profiles of equivalent potential temperature and is defined follows: MDPI  = (Max thetae - Min thetae_aloft) / CT where Max thetae = Maximum  thetae in the lowest 150 hPa, Minthetae_aloft = Minimum thetae between 650 and 500 hPa, and CT = critical threshold (or normalization factor), currently defined as 30 K. MDPI was designed to determine likely and unlikely environments for downbursts. For MDPI values greater than or equal to 1, microbursts are likely.</w:t>
             </w:r>
           </w:p>
         </w:tc>
@@ -17074,7 +17074,7 @@
                 <w:b w:val="0"/>
                 <w:sz w:val="16"/>
               </w:rPr>
-              <w:t>Note 191: The TQ index (TQ) is used to assess the potential for lowtopped convection. It is defined as TQ = (T_850 + Td_850) - 1.7 * (T_700).</w:t>
+              <w:t>Note B191: The TQ index (TQ) is used to assess the potential for lowtopped convection. It is defined as TQ = (T_850 + Td_850) - 1.7 * (T_700).</w:t>
             </w:r>
           </w:p>
         </w:tc>
@@ -17267,7 +17267,7 @@
                 <w:b w:val="0"/>
                 <w:sz w:val="16"/>
               </w:rPr>
-              <w:t>Note 190: The microburst day potential index (MDPI) is based on the vertical profiles of equivalent potential temperature and is defined follows: MDPI  = (Max thetae - Min thetae_aloft) / CT where Max thetae = Maximum  thetae in the lowest 150 hPa, Minthetae_aloft = Minimum thetae between 650 and 500 hPa, and CT = critical threshold (or normalization factor), currently defined as 30 K. MDPI was designed to determine likely and unlikely environments for downbursts. For MDPI values greater than or equal to 1, microbursts are likely.</w:t>
+              <w:t>Note B190: The microburst day potential index (MDPI) is based on the vertical profiles of equivalent potential temperature and is defined follows: MDPI  = (Max thetae - Min thetae_aloft) / CT where Max thetae = Maximum  thetae in the lowest 150 hPa, Minthetae_aloft = Minimum thetae between 650 and 500 hPa, and CT = critical threshold (or normalization factor), currently defined as 30 K. MDPI was designed to determine likely and unlikely environments for downbursts. For MDPI values greater than or equal to 1, microbursts are likely.</w:t>
             </w:r>
           </w:p>
         </w:tc>
@@ -17460,7 +17460,7 @@
                 <w:b w:val="0"/>
                 <w:sz w:val="16"/>
               </w:rPr>
-              <w:t>Note 192: The convective inhibition (CIN) indicates the amount of energy required to overcome the negatively buoyant energy the environment exerts on an air parcel. Conceptually, CIN is the opposite of CAPE, and CIN is also referred to as negative buoyancy.</w:t>
+              <w:t>Note B192: The convective inhibition (CIN) indicates the amount of energy required to overcome the negatively buoyant energy the environment exerts on an air parcel. Conceptually, CIN is the opposite of CAPE, and CIN is also referred to as negative buoyancy.</w:t>
             </w:r>
           </w:p>
         </w:tc>
@@ -17474,7 +17474,7 @@
           <w:i/>
           <w:sz w:val="14"/>
         </w:rPr>
-        <w:t>Note 23: A precipitation value of -0.1 kg m-2 before scaling (-1 after scaling or in CREX) shall indicate a "trace" (non-measurable, less than 0.05 kg m-2).</w:t>
+        <w:t>Note B23: A precipitation value of -0.1 kg m-2 before scaling (-1 after scaling or in CREX) shall indicate a "trace" (non-measurable, less than 0.05 kg m-2).</w:t>
       </w:r>
     </w:p>
     <w:sectPr>
